--- a/LB02_M122_Warnung_Duraj/dokumentation_projekt_Anisa_Duraj_Ap25d.docx
+++ b/LB02_M122_Warnung_Duraj/dokumentation_projekt_Anisa_Duraj_Ap25d.docx
@@ -1844,21 +1844,7 @@
         <w:rPr>
           <w:lang w:val="de-CH"/>
         </w:rPr>
-        <w:t xml:space="preserve">Zu Beginn habe ich versucht, die Funktion mit einer </w:t>
-      </w:r>
-      <w:proofErr w:type="spellStart"/>
-      <w:r>
-        <w:rPr>
-          <w:lang w:val="de-CH"/>
-        </w:rPr>
-        <w:t>If</w:t>
-      </w:r>
-      <w:proofErr w:type="spellEnd"/>
-      <w:r>
-        <w:rPr>
-          <w:lang w:val="de-CH"/>
-        </w:rPr>
-        <w:t>-Then-Struktur umzusetzen, bei der ich die entsprechenden Bedingungen definieren musste. Dabei ist mir jedoch schnell aufgefallen, dass mir noch nicht klar war, woher ich die benötigten Daten, wie beispielsweise die CPU-Temperatur, beziehen kann. Anstatt direkt nach einer fertigen Lösung zu suchen, habe ich versucht, dies selbst herauszufinden. Ich habe in der Konsole nach Möglichkeiten gesucht, diese Informationen auszulesen.</w:t>
+        <w:t>Zu Beginn habe ich versucht, die Funktion mit einer If-Then-Struktur umzusetzen, bei der ich die entsprechenden Bedingungen definieren musste. Dabei ist mir jedoch schnell aufgefallen, dass mir noch nicht klar war, woher ich die benötigten Daten, wie beispielsweise die CPU-Temperatur, beziehen kann. Anstatt direkt nach einer fertigen Lösung zu suchen, habe ich versucht, dies selbst herauszufinden. Ich habe in der Konsole nach Möglichkeiten gesucht, diese Informationen auszulesen.</w:t>
       </w:r>
     </w:p>
     <w:p>
@@ -1897,21 +1883,7 @@
         <w:rPr>
           <w:lang w:val="de-CH"/>
         </w:rPr>
-        <w:t xml:space="preserve">Zusätzlich habe ich einen </w:t>
-      </w:r>
-      <w:proofErr w:type="spellStart"/>
-      <w:r>
-        <w:rPr>
-          <w:lang w:val="de-CH"/>
-        </w:rPr>
-        <w:t>Cronjob</w:t>
-      </w:r>
-      <w:proofErr w:type="spellEnd"/>
-      <w:r>
-        <w:rPr>
-          <w:lang w:val="de-CH"/>
-        </w:rPr>
-        <w:t xml:space="preserve"> eingerichtet, sodass das Programm automatisch alle 30 Minuten ausgeführt wird. Dadurch werden die Daten regelmässig aktualisiert, ohne dass ich das Programm manuell starten muss.</w:t>
+        <w:t>Zusätzlich habe ich einen Cronjob eingerichtet, sodass das Programm automatisch alle 30 Minuten ausgeführt wird. Dadurch werden die Daten regelmässig aktualisiert, ohne dass ich das Programm manuell starten muss.</w:t>
       </w:r>
     </w:p>
     <w:p>
@@ -1938,90 +1910,20 @@
         <w:rPr>
           <w:lang w:val="de-CH"/>
         </w:rPr>
-        <w:t>Am Ende jedes Tages wird die aktuelle Datei umbenannt, indem der Zusatz „_</w:t>
-      </w:r>
-      <w:proofErr w:type="spellStart"/>
-      <w:r>
-        <w:rPr>
-          <w:lang w:val="de-CH"/>
-        </w:rPr>
-        <w:t>old</w:t>
-      </w:r>
-      <w:proofErr w:type="spellEnd"/>
-      <w:r>
-        <w:rPr>
-          <w:lang w:val="de-CH"/>
-        </w:rPr>
-        <w:t>“ an den Dateinamen angehängt wird. Dadurch bleibt die Datei erhalten, wird aber nicht weiter vergrössert. Wenn ein weiterer Tag vergeht, wird die bestehende „_</w:t>
-      </w:r>
-      <w:proofErr w:type="spellStart"/>
-      <w:r>
-        <w:rPr>
-          <w:lang w:val="de-CH"/>
-        </w:rPr>
-        <w:t>old</w:t>
-      </w:r>
-      <w:proofErr w:type="spellEnd"/>
-      <w:r>
-        <w:rPr>
-          <w:lang w:val="de-CH"/>
-        </w:rPr>
-        <w:t>“-Datei in „_</w:t>
-      </w:r>
-      <w:proofErr w:type="spellStart"/>
-      <w:r>
-        <w:rPr>
-          <w:lang w:val="de-CH"/>
-        </w:rPr>
-        <w:t>oldest</w:t>
-      </w:r>
-      <w:proofErr w:type="spellEnd"/>
-      <w:r>
-        <w:rPr>
-          <w:lang w:val="de-CH"/>
-        </w:rPr>
-        <w:t>“ umbenannt. Gleichzeitig wird die aktuelle Datei wieder zu „_</w:t>
-      </w:r>
-      <w:proofErr w:type="spellStart"/>
-      <w:r>
-        <w:rPr>
-          <w:lang w:val="de-CH"/>
-        </w:rPr>
-        <w:t>old</w:t>
-      </w:r>
-      <w:proofErr w:type="spellEnd"/>
-      <w:r>
-        <w:rPr>
-          <w:lang w:val="de-CH"/>
-        </w:rPr>
-        <w:t>“, und es wird eine neue Datei für den aktuellen Tag erstellt.</w:t>
-      </w:r>
-    </w:p>
-    <w:p>
-      <w:pPr>
-        <w:rPr>
-          <w:lang w:val="de-CH"/>
-        </w:rPr>
-      </w:pPr>
-      <w:r>
-        <w:rPr>
-          <w:lang w:val="de-CH"/>
-        </w:rPr>
-        <w:t>Wenn dieser Prozess erneut durchlaufen wird, wird die „_</w:t>
-      </w:r>
-      <w:proofErr w:type="spellStart"/>
-      <w:r>
-        <w:rPr>
-          <w:lang w:val="de-CH"/>
-        </w:rPr>
-        <w:t>oldest</w:t>
-      </w:r>
-      <w:proofErr w:type="spellEnd"/>
-      <w:r>
-        <w:rPr>
-          <w:lang w:val="de-CH"/>
-        </w:rPr>
-        <w:t>“-Datei überschrieben. Dadurch bleiben immer die Daten der letzten zwei Tage erhalten, während ältere Daten automatisch gelöscht werden. Auf diese Weise wird verhindert, dass zu viel Speicherplatz verbraucht wird, und es stehen dennoch genügend Daten zur Verfügung, um bei Problemen eine Analyse durchführen zu können.</w:t>
+        <w:t>Am Ende jedes Tages wird die aktuelle Datei umbenannt, indem der Zusatz „_old“ an den Dateinamen angehängt wird. Dadurch bleibt die Datei erhalten, wird aber nicht weiter vergrössert. Wenn ein weiterer Tag vergeht, wird die bestehende „_old“-Datei in „_oldest“ umbenannt. Gleichzeitig wird die aktuelle Datei wieder zu „_old“, und es wird eine neue Datei für den aktuellen Tag erstellt.</w:t>
+      </w:r>
+    </w:p>
+    <w:p>
+      <w:pPr>
+        <w:rPr>
+          <w:lang w:val="de-CH"/>
+        </w:rPr>
+      </w:pPr>
+      <w:r>
+        <w:rPr>
+          <w:lang w:val="de-CH"/>
+        </w:rPr>
+        <w:t>Wenn dieser Prozess erneut durchlaufen wird, wird die „_oldest“-Datei überschrieben. Dadurch bleiben immer die Daten der letzten zwei Tage erhalten, während ältere Daten automatisch gelöscht werden. Auf diese Weise wird verhindert, dass zu viel Speicherplatz verbraucht wird, und es stehen dennoch genügend Daten zur Verfügung, um bei Problemen eine Analyse durchführen zu können.</w:t>
       </w:r>
     </w:p>
     <w:p>
@@ -2083,21 +1985,7 @@
         <w:rPr>
           <w:lang w:val="de-CH"/>
         </w:rPr>
-        <w:t xml:space="preserve">Ich habe zuerst die </w:t>
-      </w:r>
-      <w:proofErr w:type="spellStart"/>
-      <w:r>
-        <w:rPr>
-          <w:lang w:val="de-CH"/>
-        </w:rPr>
-        <w:t>If</w:t>
-      </w:r>
-      <w:proofErr w:type="spellEnd"/>
-      <w:r>
-        <w:rPr>
-          <w:lang w:val="de-CH"/>
-        </w:rPr>
-        <w:t>-Then-Struktur programmiert und die grundlegende Logik definiert. Anschliessend habe ich KI verwendet, um meinen Code zu überprüfen und zu korrigieren. Diese Vorgehensweise hat erstaunlich gut funktioniert und mir geholfen, Fehler zu erkennen und zu beheben.</w:t>
+        <w:t>Ich habe zuerst die If-Then-Struktur programmiert und die grundlegende Logik definiert. Anschliessend habe ich KI verwendet, um meinen Code zu überprüfen und zu korrigieren. Diese Vorgehensweise hat erstaunlich gut funktioniert und mir geholfen, Fehler zu erkennen und zu beheben.</w:t>
       </w:r>
     </w:p>
     <w:p>
@@ -2134,21 +2022,7 @@
         <w:rPr>
           <w:lang w:val="de-CH"/>
         </w:rPr>
-        <w:t xml:space="preserve">Als Letztes habe ich die Disk-Überwachung programmiert. Dabei bin ich gleich vorgegangen wie bei der CPU und dem RAM. Ich habe wieder mit einer </w:t>
-      </w:r>
-      <w:proofErr w:type="spellStart"/>
-      <w:r>
-        <w:rPr>
-          <w:lang w:val="de-CH"/>
-        </w:rPr>
-        <w:t>If</w:t>
-      </w:r>
-      <w:proofErr w:type="spellEnd"/>
-      <w:r>
-        <w:rPr>
-          <w:lang w:val="de-CH"/>
-        </w:rPr>
-        <w:t>-Then-Abfrage gearbeitet, bei der überprüft wird, ob ein bestimmter Wert überschritten wird.</w:t>
+        <w:t>Als Letztes habe ich die Disk-Überwachung programmiert. Dabei bin ich gleich vorgegangen wie bei der CPU und dem RAM. Ich habe wieder mit einer If-Then-Abfrage gearbeitet, bei der überprüft wird, ob ein bestimmter Wert überschritten wird.</w:t>
       </w:r>
     </w:p>
     <w:p>
@@ -2262,76 +2136,20 @@
         <w:rPr>
           <w:lang w:val="de-CH"/>
         </w:rPr>
-        <w:t>Die Funktion des Scripts ist einfach aufgebaut: Wenn es eine Datei mit dem Namen „date.log“ gibt, wird diese jeden Tag um 23:59 Uhr umbenannt. Aus „date.log“ wird dann „</w:t>
-      </w:r>
-      <w:proofErr w:type="spellStart"/>
-      <w:r>
-        <w:rPr>
-          <w:lang w:val="de-CH"/>
-        </w:rPr>
-        <w:t>date.log_old</w:t>
-      </w:r>
-      <w:proofErr w:type="spellEnd"/>
-      <w:r>
-        <w:rPr>
-          <w:lang w:val="de-CH"/>
-        </w:rPr>
-        <w:t>“. Gleichzeitig wird eine neue Datei mit dem Namen „date.log“ erstellt, damit neue Daten gespeichert werden können. So bleibt die Datei vom Vortag erhalten.</w:t>
-      </w:r>
-    </w:p>
-    <w:p>
-      <w:pPr>
-        <w:rPr>
-          <w:lang w:val="de-CH"/>
-        </w:rPr>
-      </w:pPr>
-      <w:r>
-        <w:rPr>
-          <w:lang w:val="de-CH"/>
-        </w:rPr>
-        <w:t>Am nächsten Tag passiert dasselbe erneut: Die aktuelle „date.log“ wird wieder zu „</w:t>
-      </w:r>
-      <w:proofErr w:type="spellStart"/>
-      <w:r>
-        <w:rPr>
-          <w:lang w:val="de-CH"/>
-        </w:rPr>
-        <w:t>date.log_old</w:t>
-      </w:r>
-      <w:proofErr w:type="spellEnd"/>
-      <w:r>
-        <w:rPr>
-          <w:lang w:val="de-CH"/>
-        </w:rPr>
-        <w:t>“. Die bestehende „</w:t>
-      </w:r>
-      <w:proofErr w:type="spellStart"/>
-      <w:r>
-        <w:rPr>
-          <w:lang w:val="de-CH"/>
-        </w:rPr>
-        <w:t>date.log_old</w:t>
-      </w:r>
-      <w:proofErr w:type="spellEnd"/>
-      <w:r>
-        <w:rPr>
-          <w:lang w:val="de-CH"/>
-        </w:rPr>
-        <w:t>“ wird dabei zu „</w:t>
-      </w:r>
-      <w:proofErr w:type="spellStart"/>
-      <w:r>
-        <w:rPr>
-          <w:lang w:val="de-CH"/>
-        </w:rPr>
-        <w:t>date.log_oldest</w:t>
-      </w:r>
-      <w:proofErr w:type="spellEnd"/>
-      <w:r>
-        <w:rPr>
-          <w:lang w:val="de-CH"/>
-        </w:rPr>
-        <w:t>“ umbenannt. Danach wird wieder eine neue „date.log“ erstellt.</w:t>
+        <w:t>Die Funktion des Scripts ist einfach aufgebaut: Wenn es eine Datei mit dem Namen „date.log“ gibt, wird diese jeden Tag um 23:59 Uhr umbenannt. Aus „date.log“ wird dann „date.log_old“. Gleichzeitig wird eine neue Datei mit dem Namen „date.log“ erstellt, damit neue Daten gespeichert werden können. So bleibt die Datei vom Vortag erhalten.</w:t>
+      </w:r>
+    </w:p>
+    <w:p>
+      <w:pPr>
+        <w:rPr>
+          <w:lang w:val="de-CH"/>
+        </w:rPr>
+      </w:pPr>
+      <w:r>
+        <w:rPr>
+          <w:lang w:val="de-CH"/>
+        </w:rPr>
+        <w:t>Am nächsten Tag passiert dasselbe erneut: Die aktuelle „date.log“ wird wieder zu „date.log_old“. Die bestehende „date.log_old“ wird dabei zu „date.log_oldest“ umbenannt. Danach wird wieder eine neue „date.log“ erstellt.</w:t>
       </w:r>
     </w:p>
     <w:p>
@@ -2376,7 +2194,6 @@
           <w:lang w:val="de-CH"/>
         </w:rPr>
       </w:pPr>
-      <w:proofErr w:type="spellStart"/>
       <w:r>
         <w:rPr>
           <w:b/>
@@ -2384,70 +2201,37 @@
           <w:lang w:val="de-CH"/>
         </w:rPr>
         <w:lastRenderedPageBreak/>
-        <w:t>date.log_old</w:t>
-      </w:r>
-      <w:proofErr w:type="spellEnd"/>
-      <w:r>
+        <w:t>date.log_old (Daten vom Vortag)</w:t>
+      </w:r>
+    </w:p>
+    <w:p>
+      <w:pPr>
         <w:rPr>
           <w:b/>
           <w:bCs/>
           <w:lang w:val="de-CH"/>
         </w:rPr>
-        <w:t xml:space="preserve"> (Daten vom Vortag)</w:t>
-      </w:r>
-    </w:p>
-    <w:p>
-      <w:pPr>
+      </w:pPr>
+      <w:r>
         <w:rPr>
           <w:b/>
           <w:bCs/>
           <w:lang w:val="de-CH"/>
         </w:rPr>
-      </w:pPr>
-      <w:proofErr w:type="spellStart"/>
-      <w:r>
-        <w:rPr>
-          <w:b/>
-          <w:bCs/>
-          <w:lang w:val="de-CH"/>
-        </w:rPr>
-        <w:t>date.log_oldest</w:t>
-      </w:r>
-      <w:proofErr w:type="spellEnd"/>
-      <w:r>
-        <w:rPr>
-          <w:b/>
-          <w:bCs/>
-          <w:lang w:val="de-CH"/>
-        </w:rPr>
-        <w:t xml:space="preserve"> (Daten von vor zwei Tagen)</w:t>
-      </w:r>
-    </w:p>
-    <w:p>
-      <w:pPr>
-        <w:rPr>
-          <w:lang w:val="de-CH"/>
-        </w:rPr>
-      </w:pPr>
-      <w:r>
-        <w:rPr>
-          <w:lang w:val="de-CH"/>
-        </w:rPr>
-        <w:t>Wenn der Vorgang erneut ausgeführt wird, wird die alte „</w:t>
-      </w:r>
-      <w:proofErr w:type="spellStart"/>
-      <w:r>
-        <w:rPr>
-          <w:lang w:val="de-CH"/>
-        </w:rPr>
-        <w:t>date.log_oldest</w:t>
-      </w:r>
-      <w:proofErr w:type="spellEnd"/>
-      <w:r>
-        <w:rPr>
-          <w:lang w:val="de-CH"/>
-        </w:rPr>
-        <w:t>“ überschrieben. Dadurch bleiben nur die Daten der letzten zwei Tage erhalten und der Speicherplatz wird nicht unnötig verbraucht.</w:t>
+        <w:t>date.log_oldest (Daten von vor zwei Tagen)</w:t>
+      </w:r>
+    </w:p>
+    <w:p>
+      <w:pPr>
+        <w:rPr>
+          <w:lang w:val="de-CH"/>
+        </w:rPr>
+      </w:pPr>
+      <w:r>
+        <w:rPr>
+          <w:lang w:val="de-CH"/>
+        </w:rPr>
+        <w:t>Wenn der Vorgang erneut ausgeführt wird, wird die alte „date.log_oldest“ überschrieben. Dadurch bleiben nur die Daten der letzten zwei Tage erhalten und der Speicherplatz wird nicht unnötig verbraucht.</w:t>
       </w:r>
     </w:p>
     <w:p>
@@ -2468,12 +2252,10 @@
         <w:pStyle w:val="berschrift2"/>
       </w:pPr>
       <w:bookmarkStart w:id="7" w:name="_Toc228903243"/>
-      <w:proofErr w:type="spellStart"/>
       <w:r>
         <w:t>Cronjob</w:t>
       </w:r>
       <w:bookmarkEnd w:id="7"/>
-      <w:proofErr w:type="spellEnd"/>
       <w:r>
         <w:t xml:space="preserve"> </w:t>
       </w:r>
@@ -2488,49 +2270,7 @@
         <w:rPr>
           <w:lang w:val="de-CH"/>
         </w:rPr>
-        <w:t xml:space="preserve">Beim </w:t>
-      </w:r>
-      <w:proofErr w:type="spellStart"/>
-      <w:r>
-        <w:rPr>
-          <w:lang w:val="de-CH"/>
-        </w:rPr>
-        <w:t>Cronjob</w:t>
-      </w:r>
-      <w:proofErr w:type="spellEnd"/>
-      <w:r>
-        <w:rPr>
-          <w:lang w:val="de-CH"/>
-        </w:rPr>
-        <w:t xml:space="preserve"> habe ich dann so eingestellt das es das erste Script alle 30 Minuten ausführt und es das zweite 2 </w:t>
-      </w:r>
-      <w:proofErr w:type="spellStart"/>
-      <w:r>
-        <w:rPr>
-          <w:lang w:val="de-CH"/>
-        </w:rPr>
-        <w:t>Script</w:t>
-      </w:r>
-      <w:proofErr w:type="spellEnd"/>
-      <w:r>
-        <w:rPr>
-          <w:lang w:val="de-CH"/>
-        </w:rPr>
-        <w:t xml:space="preserve"> </w:t>
-      </w:r>
-      <w:proofErr w:type="spellStart"/>
-      <w:r>
-        <w:rPr>
-          <w:lang w:val="de-CH"/>
-        </w:rPr>
-        <w:t>einamel</w:t>
-      </w:r>
-      <w:proofErr w:type="spellEnd"/>
-      <w:r>
-        <w:rPr>
-          <w:lang w:val="de-CH"/>
-        </w:rPr>
-        <w:t xml:space="preserve"> um 23:59 ausführt.</w:t>
+        <w:t>Beim Cronjob habe ich dann so eingestellt das es das erste Script alle 30 Minuten ausführt und es das zweite 2 Script einamel um 23:59 ausführt.</w:t>
       </w:r>
     </w:p>
     <w:p>
@@ -2768,21 +2508,7 @@
         <w:rPr>
           <w:lang w:val="de-CH"/>
         </w:rPr>
-        <w:t xml:space="preserve">Ich habe mit dem Schreiben meines Skripts bewusst erst begonnen, nachdem ich eine ausführliche Planung abgeschlossen hatte. Dieses Vorgehen hat sich für mich als sehr effektiv erwiesen, da ich dadurch eine klare Struktur und ein genaues Ziel vor Augen hatte. Anstatt während des Programmierens ständig überlegen zu müssen, wie ich bestimmte Teile umsetzen soll, konnte ich mich </w:t>
-      </w:r>
-      <w:proofErr w:type="gramStart"/>
-      <w:r>
-        <w:rPr>
-          <w:lang w:val="de-CH"/>
-        </w:rPr>
-        <w:t xml:space="preserve">voll und ganz </w:t>
-      </w:r>
-      <w:proofErr w:type="gramEnd"/>
-      <w:r>
-        <w:rPr>
-          <w:lang w:val="de-CH"/>
-        </w:rPr>
-        <w:t>auf das eigentliche Schreiben des Codes konzentrieren. Die Vorarbeit hat mir also geholfen, effizienter zu arbeiten und Unterbrechungen im Denkprozess zu vermeiden.</w:t>
+        <w:t>Ich habe mit dem Schreiben meines Skripts bewusst erst begonnen, nachdem ich eine ausführliche Planung abgeschlossen hatte. Dieses Vorgehen hat sich für mich als sehr effektiv erwiesen, da ich dadurch eine klare Struktur und ein genaues Ziel vor Augen hatte. Anstatt während des Programmierens ständig überlegen zu müssen, wie ich bestimmte Teile umsetzen soll, konnte ich mich voll und ganz auf das eigentliche Schreiben des Codes konzentrieren. Die Vorarbeit hat mir also geholfen, effizienter zu arbeiten und Unterbrechungen im Denkprozess zu vermeiden.</w:t>
       </w:r>
     </w:p>
     <w:p>
@@ -2912,6 +2638,2273 @@
         </w:rPr>
         <w:t>Aufgrund dieser Ergebnisse war ich mir sicher, dass keine weiteren größeren Probleme auftreten würden, und konnte das Projekt schließlich ohne zusätzlichen Aufwand erfolgreich abschließen.</w:t>
       </w:r>
+      <w:r>
+        <w:rPr>
+          <w:lang w:val="de-CH"/>
+        </w:rPr>
+        <w:t xml:space="preserve"> </w:t>
+      </w:r>
+      <w:r>
+        <w:rPr>
+          <w:lang w:val="de-CH"/>
+        </w:rPr>
+        <w:br/>
+      </w:r>
+    </w:p>
+    <w:tbl>
+      <w:tblPr>
+        <w:tblW w:w="0" w:type="auto"/>
+        <w:tblCellSpacing w:w="15" w:type="dxa"/>
+        <w:tblCellMar>
+          <w:top w:w="15" w:type="dxa"/>
+          <w:left w:w="15" w:type="dxa"/>
+          <w:bottom w:w="15" w:type="dxa"/>
+          <w:right w:w="15" w:type="dxa"/>
+        </w:tblCellMar>
+        <w:tblLook w:val="04A0" w:firstRow="1" w:lastRow="0" w:firstColumn="1" w:lastColumn="0" w:noHBand="0" w:noVBand="1"/>
+      </w:tblPr>
+      <w:tblGrid>
+        <w:gridCol w:w="390"/>
+        <w:gridCol w:w="2073"/>
+        <w:gridCol w:w="2389"/>
+        <w:gridCol w:w="2363"/>
+        <w:gridCol w:w="1857"/>
+      </w:tblGrid>
+      <w:tr>
+        <w:trPr>
+          <w:tblHeader/>
+          <w:tblCellSpacing w:w="15" w:type="dxa"/>
+        </w:trPr>
+        <w:tc>
+          <w:tcPr>
+            <w:tcW w:w="0" w:type="auto"/>
+            <w:vAlign w:val="center"/>
+            <w:hideMark/>
+          </w:tcPr>
+          <w:p>
+            <w:pPr>
+              <w:rPr>
+                <w:b/>
+                <w:bCs/>
+                <w:lang w:val="de-CH"/>
+              </w:rPr>
+            </w:pPr>
+            <w:r>
+              <w:rPr>
+                <w:b/>
+                <w:bCs/>
+                <w:lang w:val="de-CH"/>
+              </w:rPr>
+              <w:t>Nr.</w:t>
+            </w:r>
+          </w:p>
+        </w:tc>
+        <w:tc>
+          <w:tcPr>
+            <w:tcW w:w="0" w:type="auto"/>
+            <w:vAlign w:val="center"/>
+            <w:hideMark/>
+          </w:tcPr>
+          <w:p>
+            <w:pPr>
+              <w:rPr>
+                <w:b/>
+                <w:bCs/>
+                <w:lang w:val="de-CH"/>
+              </w:rPr>
+            </w:pPr>
+            <w:r>
+              <w:rPr>
+                <w:b/>
+                <w:bCs/>
+                <w:lang w:val="de-CH"/>
+              </w:rPr>
+              <w:t>Testfall</w:t>
+            </w:r>
+          </w:p>
+        </w:tc>
+        <w:tc>
+          <w:tcPr>
+            <w:tcW w:w="0" w:type="auto"/>
+            <w:vAlign w:val="center"/>
+            <w:hideMark/>
+          </w:tcPr>
+          <w:p>
+            <w:pPr>
+              <w:rPr>
+                <w:b/>
+                <w:bCs/>
+                <w:lang w:val="de-CH"/>
+              </w:rPr>
+            </w:pPr>
+            <w:r>
+              <w:rPr>
+                <w:b/>
+                <w:bCs/>
+                <w:lang w:val="de-CH"/>
+              </w:rPr>
+              <w:t>Eingabe</w:t>
+            </w:r>
+          </w:p>
+        </w:tc>
+        <w:tc>
+          <w:tcPr>
+            <w:tcW w:w="0" w:type="auto"/>
+            <w:vAlign w:val="center"/>
+            <w:hideMark/>
+          </w:tcPr>
+          <w:p>
+            <w:pPr>
+              <w:rPr>
+                <w:b/>
+                <w:bCs/>
+                <w:lang w:val="de-CH"/>
+              </w:rPr>
+            </w:pPr>
+            <w:r>
+              <w:rPr>
+                <w:b/>
+                <w:bCs/>
+                <w:lang w:val="de-CH"/>
+              </w:rPr>
+              <w:t>Erwartetes Ergebnis</w:t>
+            </w:r>
+          </w:p>
+        </w:tc>
+        <w:tc>
+          <w:tcPr>
+            <w:tcW w:w="0" w:type="auto"/>
+            <w:vAlign w:val="center"/>
+            <w:hideMark/>
+          </w:tcPr>
+          <w:p>
+            <w:pPr>
+              <w:rPr>
+                <w:b/>
+                <w:bCs/>
+                <w:lang w:val="de-CH"/>
+              </w:rPr>
+            </w:pPr>
+            <w:r>
+              <w:rPr>
+                <w:b/>
+                <w:bCs/>
+                <w:lang w:val="de-CH"/>
+              </w:rPr>
+              <w:t>Erhaltenes Ergebnis</w:t>
+            </w:r>
+          </w:p>
+        </w:tc>
+      </w:tr>
+      <w:tr>
+        <w:trPr>
+          <w:tblCellSpacing w:w="15" w:type="dxa"/>
+        </w:trPr>
+        <w:tc>
+          <w:tcPr>
+            <w:tcW w:w="0" w:type="auto"/>
+            <w:vAlign w:val="center"/>
+            <w:hideMark/>
+          </w:tcPr>
+          <w:p>
+            <w:pPr>
+              <w:rPr>
+                <w:lang w:val="de-CH"/>
+              </w:rPr>
+            </w:pPr>
+            <w:r>
+              <w:rPr>
+                <w:lang w:val="de-CH"/>
+              </w:rPr>
+              <w:t>1</w:t>
+            </w:r>
+          </w:p>
+        </w:tc>
+        <w:tc>
+          <w:tcPr>
+            <w:tcW w:w="0" w:type="auto"/>
+            <w:vAlign w:val="center"/>
+            <w:hideMark/>
+          </w:tcPr>
+          <w:p>
+            <w:pPr>
+              <w:rPr>
+                <w:lang w:val="de-CH"/>
+              </w:rPr>
+            </w:pPr>
+            <w:r>
+              <w:rPr>
+                <w:lang w:val="de-CH"/>
+              </w:rPr>
+              <w:t>CPU-Temperatur normal</w:t>
+            </w:r>
+          </w:p>
+        </w:tc>
+        <w:tc>
+          <w:tcPr>
+            <w:tcW w:w="0" w:type="auto"/>
+            <w:vAlign w:val="center"/>
+            <w:hideMark/>
+          </w:tcPr>
+          <w:p>
+            <w:pPr>
+              <w:rPr>
+                <w:lang w:val="de-CH"/>
+              </w:rPr>
+            </w:pPr>
+            <w:r>
+              <w:rPr>
+                <w:lang w:val="de-CH"/>
+              </w:rPr>
+              <w:t>CPU = 45°C</w:t>
+            </w:r>
+          </w:p>
+        </w:tc>
+        <w:tc>
+          <w:tcPr>
+            <w:tcW w:w="0" w:type="auto"/>
+            <w:vAlign w:val="center"/>
+            <w:hideMark/>
+          </w:tcPr>
+          <w:p>
+            <w:pPr>
+              <w:rPr>
+                <w:lang w:val="de-CH"/>
+              </w:rPr>
+            </w:pPr>
+            <w:r>
+              <w:rPr>
+                <w:lang w:val="de-CH"/>
+              </w:rPr>
+              <w:t>Normale Temperatur wird ins Log geschrieben</w:t>
+            </w:r>
+          </w:p>
+        </w:tc>
+        <w:tc>
+          <w:tcPr>
+            <w:tcW w:w="0" w:type="auto"/>
+            <w:vAlign w:val="center"/>
+            <w:hideMark/>
+          </w:tcPr>
+          <w:p>
+            <w:pPr>
+              <w:rPr>
+                <w:lang w:val="de-CH"/>
+              </w:rPr>
+            </w:pPr>
+            <w:r>
+              <w:rPr>
+                <w:lang w:val="de-CH"/>
+              </w:rPr>
+              <w:t>Temperatur korrekt protokolliert</w:t>
+            </w:r>
+          </w:p>
+        </w:tc>
+      </w:tr>
+      <w:tr>
+        <w:trPr>
+          <w:tblCellSpacing w:w="15" w:type="dxa"/>
+        </w:trPr>
+        <w:tc>
+          <w:tcPr>
+            <w:tcW w:w="0" w:type="auto"/>
+            <w:vAlign w:val="center"/>
+            <w:hideMark/>
+          </w:tcPr>
+          <w:p>
+            <w:pPr>
+              <w:rPr>
+                <w:lang w:val="de-CH"/>
+              </w:rPr>
+            </w:pPr>
+            <w:r>
+              <w:rPr>
+                <w:lang w:val="de-CH"/>
+              </w:rPr>
+              <w:t>2</w:t>
+            </w:r>
+          </w:p>
+        </w:tc>
+        <w:tc>
+          <w:tcPr>
+            <w:tcW w:w="0" w:type="auto"/>
+            <w:vAlign w:val="center"/>
+            <w:hideMark/>
+          </w:tcPr>
+          <w:p>
+            <w:pPr>
+              <w:rPr>
+                <w:lang w:val="de-CH"/>
+              </w:rPr>
+            </w:pPr>
+            <w:r>
+              <w:rPr>
+                <w:lang w:val="de-CH"/>
+              </w:rPr>
+              <w:t>CPU-Temperatur hoch</w:t>
+            </w:r>
+          </w:p>
+        </w:tc>
+        <w:tc>
+          <w:tcPr>
+            <w:tcW w:w="0" w:type="auto"/>
+            <w:vAlign w:val="center"/>
+            <w:hideMark/>
+          </w:tcPr>
+          <w:p>
+            <w:pPr>
+              <w:rPr>
+                <w:lang w:val="de-CH"/>
+              </w:rPr>
+            </w:pPr>
+            <w:r>
+              <w:rPr>
+                <w:lang w:val="de-CH"/>
+              </w:rPr>
+              <w:t>CPU = 58°C</w:t>
+            </w:r>
+          </w:p>
+        </w:tc>
+        <w:tc>
+          <w:tcPr>
+            <w:tcW w:w="0" w:type="auto"/>
+            <w:vAlign w:val="center"/>
+            <w:hideMark/>
+          </w:tcPr>
+          <w:p>
+            <w:pPr>
+              <w:rPr>
+                <w:lang w:val="de-CH"/>
+              </w:rPr>
+            </w:pPr>
+            <w:r>
+              <w:rPr>
+                <w:lang w:val="de-CH"/>
+              </w:rPr>
+              <w:t>Warnung wird ins Log geschrieben</w:t>
+            </w:r>
+          </w:p>
+        </w:tc>
+        <w:tc>
+          <w:tcPr>
+            <w:tcW w:w="0" w:type="auto"/>
+            <w:vAlign w:val="center"/>
+            <w:hideMark/>
+          </w:tcPr>
+          <w:p>
+            <w:pPr>
+              <w:rPr>
+                <w:lang w:val="de-CH"/>
+              </w:rPr>
+            </w:pPr>
+            <w:r>
+              <w:rPr>
+                <w:lang w:val="de-CH"/>
+              </w:rPr>
+              <w:t>Warnung korrekt angezeigt</w:t>
+            </w:r>
+          </w:p>
+        </w:tc>
+      </w:tr>
+      <w:tr>
+        <w:trPr>
+          <w:tblCellSpacing w:w="15" w:type="dxa"/>
+        </w:trPr>
+        <w:tc>
+          <w:tcPr>
+            <w:tcW w:w="0" w:type="auto"/>
+            <w:vAlign w:val="center"/>
+            <w:hideMark/>
+          </w:tcPr>
+          <w:p>
+            <w:pPr>
+              <w:rPr>
+                <w:lang w:val="de-CH"/>
+              </w:rPr>
+            </w:pPr>
+            <w:r>
+              <w:rPr>
+                <w:lang w:val="de-CH"/>
+              </w:rPr>
+              <w:t>3</w:t>
+            </w:r>
+          </w:p>
+        </w:tc>
+        <w:tc>
+          <w:tcPr>
+            <w:tcW w:w="0" w:type="auto"/>
+            <w:vAlign w:val="center"/>
+            <w:hideMark/>
+          </w:tcPr>
+          <w:p>
+            <w:pPr>
+              <w:rPr>
+                <w:lang w:val="de-CH"/>
+              </w:rPr>
+            </w:pPr>
+            <w:r>
+              <w:rPr>
+                <w:lang w:val="de-CH"/>
+              </w:rPr>
+              <w:t>CPU-Temperatur kritisch</w:t>
+            </w:r>
+          </w:p>
+        </w:tc>
+        <w:tc>
+          <w:tcPr>
+            <w:tcW w:w="0" w:type="auto"/>
+            <w:vAlign w:val="center"/>
+            <w:hideMark/>
+          </w:tcPr>
+          <w:p>
+            <w:pPr>
+              <w:rPr>
+                <w:lang w:val="de-CH"/>
+              </w:rPr>
+            </w:pPr>
+            <w:r>
+              <w:rPr>
+                <w:lang w:val="de-CH"/>
+              </w:rPr>
+              <w:t>CPU ≥ 60°C</w:t>
+            </w:r>
+          </w:p>
+        </w:tc>
+        <w:tc>
+          <w:tcPr>
+            <w:tcW w:w="0" w:type="auto"/>
+            <w:vAlign w:val="center"/>
+            <w:hideMark/>
+          </w:tcPr>
+          <w:p>
+            <w:pPr>
+              <w:rPr>
+                <w:lang w:val="de-CH"/>
+              </w:rPr>
+            </w:pPr>
+            <w:r>
+              <w:rPr>
+                <w:lang w:val="de-CH"/>
+              </w:rPr>
+              <w:t>Counter wird erhöht</w:t>
+            </w:r>
+          </w:p>
+        </w:tc>
+        <w:tc>
+          <w:tcPr>
+            <w:tcW w:w="0" w:type="auto"/>
+            <w:vAlign w:val="center"/>
+            <w:hideMark/>
+          </w:tcPr>
+          <w:p>
+            <w:pPr>
+              <w:rPr>
+                <w:lang w:val="de-CH"/>
+              </w:rPr>
+            </w:pPr>
+            <w:r>
+              <w:rPr>
+                <w:lang w:val="de-CH"/>
+              </w:rPr>
+              <w:t>Counter korrekt erhöht</w:t>
+            </w:r>
+          </w:p>
+        </w:tc>
+      </w:tr>
+      <w:tr>
+        <w:trPr>
+          <w:tblCellSpacing w:w="15" w:type="dxa"/>
+        </w:trPr>
+        <w:tc>
+          <w:tcPr>
+            <w:tcW w:w="0" w:type="auto"/>
+            <w:vAlign w:val="center"/>
+            <w:hideMark/>
+          </w:tcPr>
+          <w:p>
+            <w:pPr>
+              <w:rPr>
+                <w:lang w:val="de-CH"/>
+              </w:rPr>
+            </w:pPr>
+            <w:r>
+              <w:rPr>
+                <w:lang w:val="de-CH"/>
+              </w:rPr>
+              <w:t>4</w:t>
+            </w:r>
+          </w:p>
+        </w:tc>
+        <w:tc>
+          <w:tcPr>
+            <w:tcW w:w="0" w:type="auto"/>
+            <w:vAlign w:val="center"/>
+            <w:hideMark/>
+          </w:tcPr>
+          <w:p>
+            <w:pPr>
+              <w:rPr>
+                <w:lang w:val="de-CH"/>
+              </w:rPr>
+            </w:pPr>
+            <w:r>
+              <w:rPr>
+                <w:lang w:val="de-CH"/>
+              </w:rPr>
+              <w:t>CPU länger kritisch</w:t>
+            </w:r>
+          </w:p>
+        </w:tc>
+        <w:tc>
+          <w:tcPr>
+            <w:tcW w:w="0" w:type="auto"/>
+            <w:vAlign w:val="center"/>
+            <w:hideMark/>
+          </w:tcPr>
+          <w:p>
+            <w:pPr>
+              <w:rPr>
+                <w:lang w:val="de-CH"/>
+              </w:rPr>
+            </w:pPr>
+            <w:r>
+              <w:rPr>
+                <w:lang w:val="de-CH"/>
+              </w:rPr>
+              <w:t>5x hintereinander ≥ 60°C</w:t>
+            </w:r>
+          </w:p>
+        </w:tc>
+        <w:tc>
+          <w:tcPr>
+            <w:tcW w:w="0" w:type="auto"/>
+            <w:vAlign w:val="center"/>
+            <w:hideMark/>
+          </w:tcPr>
+          <w:p>
+            <w:pPr>
+              <w:rPr>
+                <w:lang w:val="de-CH"/>
+              </w:rPr>
+            </w:pPr>
+            <w:r>
+              <w:rPr>
+                <w:lang w:val="de-CH"/>
+              </w:rPr>
+              <w:t>Kritische Meldung erscheint im Log</w:t>
+            </w:r>
+          </w:p>
+        </w:tc>
+        <w:tc>
+          <w:tcPr>
+            <w:tcW w:w="0" w:type="auto"/>
+            <w:vAlign w:val="center"/>
+            <w:hideMark/>
+          </w:tcPr>
+          <w:p>
+            <w:pPr>
+              <w:rPr>
+                <w:lang w:val="de-CH"/>
+              </w:rPr>
+            </w:pPr>
+            <w:r>
+              <w:rPr>
+                <w:lang w:val="de-CH"/>
+              </w:rPr>
+              <w:t>Kritische Warnung korrekt erkannt</w:t>
+            </w:r>
+          </w:p>
+        </w:tc>
+      </w:tr>
+      <w:tr>
+        <w:trPr>
+          <w:tblCellSpacing w:w="15" w:type="dxa"/>
+        </w:trPr>
+        <w:tc>
+          <w:tcPr>
+            <w:tcW w:w="0" w:type="auto"/>
+            <w:vAlign w:val="center"/>
+            <w:hideMark/>
+          </w:tcPr>
+          <w:p>
+            <w:pPr>
+              <w:rPr>
+                <w:lang w:val="de-CH"/>
+              </w:rPr>
+            </w:pPr>
+            <w:r>
+              <w:rPr>
+                <w:lang w:val="de-CH"/>
+              </w:rPr>
+              <w:t>5</w:t>
+            </w:r>
+          </w:p>
+        </w:tc>
+        <w:tc>
+          <w:tcPr>
+            <w:tcW w:w="0" w:type="auto"/>
+            <w:vAlign w:val="center"/>
+            <w:hideMark/>
+          </w:tcPr>
+          <w:p>
+            <w:pPr>
+              <w:rPr>
+                <w:lang w:val="de-CH"/>
+              </w:rPr>
+            </w:pPr>
+            <w:r>
+              <w:rPr>
+                <w:lang w:val="de-CH"/>
+              </w:rPr>
+              <w:t>CPU wieder normal</w:t>
+            </w:r>
+          </w:p>
+        </w:tc>
+        <w:tc>
+          <w:tcPr>
+            <w:tcW w:w="0" w:type="auto"/>
+            <w:vAlign w:val="center"/>
+            <w:hideMark/>
+          </w:tcPr>
+          <w:p>
+            <w:pPr>
+              <w:rPr>
+                <w:lang w:val="de-CH"/>
+              </w:rPr>
+            </w:pPr>
+            <w:r>
+              <w:rPr>
+                <w:lang w:val="de-CH"/>
+              </w:rPr>
+              <w:t>CPU = 50°C nach hoher Temperatur</w:t>
+            </w:r>
+          </w:p>
+        </w:tc>
+        <w:tc>
+          <w:tcPr>
+            <w:tcW w:w="0" w:type="auto"/>
+            <w:vAlign w:val="center"/>
+            <w:hideMark/>
+          </w:tcPr>
+          <w:p>
+            <w:pPr>
+              <w:rPr>
+                <w:lang w:val="de-CH"/>
+              </w:rPr>
+            </w:pPr>
+            <w:r>
+              <w:rPr>
+                <w:lang w:val="de-CH"/>
+              </w:rPr>
+              <w:t>Counter wird auf 0 zurückgesetzt</w:t>
+            </w:r>
+          </w:p>
+        </w:tc>
+        <w:tc>
+          <w:tcPr>
+            <w:tcW w:w="0" w:type="auto"/>
+            <w:vAlign w:val="center"/>
+            <w:hideMark/>
+          </w:tcPr>
+          <w:p>
+            <w:pPr>
+              <w:rPr>
+                <w:lang w:val="de-CH"/>
+              </w:rPr>
+            </w:pPr>
+            <w:r>
+              <w:rPr>
+                <w:lang w:val="de-CH"/>
+              </w:rPr>
+              <w:t>Counter korrekt zurückgesetzt</w:t>
+            </w:r>
+          </w:p>
+        </w:tc>
+      </w:tr>
+      <w:tr>
+        <w:trPr>
+          <w:tblCellSpacing w:w="15" w:type="dxa"/>
+        </w:trPr>
+        <w:tc>
+          <w:tcPr>
+            <w:tcW w:w="0" w:type="auto"/>
+            <w:vAlign w:val="center"/>
+            <w:hideMark/>
+          </w:tcPr>
+          <w:p>
+            <w:pPr>
+              <w:rPr>
+                <w:lang w:val="de-CH"/>
+              </w:rPr>
+            </w:pPr>
+            <w:r>
+              <w:rPr>
+                <w:lang w:val="de-CH"/>
+              </w:rPr>
+              <w:t>6</w:t>
+            </w:r>
+          </w:p>
+        </w:tc>
+        <w:tc>
+          <w:tcPr>
+            <w:tcW w:w="0" w:type="auto"/>
+            <w:vAlign w:val="center"/>
+            <w:hideMark/>
+          </w:tcPr>
+          <w:p>
+            <w:pPr>
+              <w:rPr>
+                <w:lang w:val="de-CH"/>
+              </w:rPr>
+            </w:pPr>
+            <w:r>
+              <w:rPr>
+                <w:lang w:val="de-CH"/>
+              </w:rPr>
+              <w:t>COUNT_FILE existiert nicht</w:t>
+            </w:r>
+          </w:p>
+        </w:tc>
+        <w:tc>
+          <w:tcPr>
+            <w:tcW w:w="0" w:type="auto"/>
+            <w:vAlign w:val="center"/>
+            <w:hideMark/>
+          </w:tcPr>
+          <w:p>
+            <w:pPr>
+              <w:rPr>
+                <w:lang w:val="de-CH"/>
+              </w:rPr>
+            </w:pPr>
+            <w:r>
+              <w:rPr>
+                <w:lang w:val="de-CH"/>
+              </w:rPr>
+              <w:t>Datei löschen</w:t>
+            </w:r>
+          </w:p>
+        </w:tc>
+        <w:tc>
+          <w:tcPr>
+            <w:tcW w:w="0" w:type="auto"/>
+            <w:vAlign w:val="center"/>
+            <w:hideMark/>
+          </w:tcPr>
+          <w:p>
+            <w:pPr>
+              <w:rPr>
+                <w:lang w:val="de-CH"/>
+              </w:rPr>
+            </w:pPr>
+            <w:r>
+              <w:rPr>
+                <w:lang w:val="de-CH"/>
+              </w:rPr>
+              <w:t>Datei wird neu erstellt</w:t>
+            </w:r>
+          </w:p>
+        </w:tc>
+        <w:tc>
+          <w:tcPr>
+            <w:tcW w:w="0" w:type="auto"/>
+            <w:vAlign w:val="center"/>
+            <w:hideMark/>
+          </w:tcPr>
+          <w:p>
+            <w:pPr>
+              <w:rPr>
+                <w:lang w:val="de-CH"/>
+              </w:rPr>
+            </w:pPr>
+            <w:r>
+              <w:rPr>
+                <w:lang w:val="de-CH"/>
+              </w:rPr>
+              <w:t>Datei korrekt erstellt</w:t>
+            </w:r>
+          </w:p>
+        </w:tc>
+      </w:tr>
+      <w:tr>
+        <w:trPr>
+          <w:tblCellSpacing w:w="15" w:type="dxa"/>
+        </w:trPr>
+        <w:tc>
+          <w:tcPr>
+            <w:tcW w:w="0" w:type="auto"/>
+            <w:vAlign w:val="center"/>
+            <w:hideMark/>
+          </w:tcPr>
+          <w:p>
+            <w:pPr>
+              <w:rPr>
+                <w:lang w:val="de-CH"/>
+              </w:rPr>
+            </w:pPr>
+            <w:r>
+              <w:rPr>
+                <w:lang w:val="de-CH"/>
+              </w:rPr>
+              <w:lastRenderedPageBreak/>
+              <w:t>7</w:t>
+            </w:r>
+          </w:p>
+        </w:tc>
+        <w:tc>
+          <w:tcPr>
+            <w:tcW w:w="0" w:type="auto"/>
+            <w:vAlign w:val="center"/>
+            <w:hideMark/>
+          </w:tcPr>
+          <w:p>
+            <w:pPr>
+              <w:rPr>
+                <w:lang w:val="de-CH"/>
+              </w:rPr>
+            </w:pPr>
+            <w:r>
+              <w:rPr>
+                <w:lang w:val="de-CH"/>
+              </w:rPr>
+              <w:t>RAM-Auslastung normal</w:t>
+            </w:r>
+          </w:p>
+        </w:tc>
+        <w:tc>
+          <w:tcPr>
+            <w:tcW w:w="0" w:type="auto"/>
+            <w:vAlign w:val="center"/>
+            <w:hideMark/>
+          </w:tcPr>
+          <w:p>
+            <w:pPr>
+              <w:rPr>
+                <w:lang w:val="de-CH"/>
+              </w:rPr>
+            </w:pPr>
+            <w:r>
+              <w:rPr>
+                <w:lang w:val="de-CH"/>
+              </w:rPr>
+              <w:t>RAM = 45%</w:t>
+            </w:r>
+          </w:p>
+        </w:tc>
+        <w:tc>
+          <w:tcPr>
+            <w:tcW w:w="0" w:type="auto"/>
+            <w:vAlign w:val="center"/>
+            <w:hideMark/>
+          </w:tcPr>
+          <w:p>
+            <w:pPr>
+              <w:rPr>
+                <w:lang w:val="de-CH"/>
+              </w:rPr>
+            </w:pPr>
+            <w:r>
+              <w:rPr>
+                <w:lang w:val="de-CH"/>
+              </w:rPr>
+              <w:t>Normale RAM-Nutzung wird geloggt</w:t>
+            </w:r>
+          </w:p>
+        </w:tc>
+        <w:tc>
+          <w:tcPr>
+            <w:tcW w:w="0" w:type="auto"/>
+            <w:vAlign w:val="center"/>
+            <w:hideMark/>
+          </w:tcPr>
+          <w:p>
+            <w:pPr>
+              <w:rPr>
+                <w:lang w:val="de-CH"/>
+              </w:rPr>
+            </w:pPr>
+            <w:r>
+              <w:rPr>
+                <w:lang w:val="de-CH"/>
+              </w:rPr>
+              <w:t>RAM korrekt protokolliert</w:t>
+            </w:r>
+          </w:p>
+        </w:tc>
+      </w:tr>
+      <w:tr>
+        <w:trPr>
+          <w:tblCellSpacing w:w="15" w:type="dxa"/>
+        </w:trPr>
+        <w:tc>
+          <w:tcPr>
+            <w:tcW w:w="0" w:type="auto"/>
+            <w:vAlign w:val="center"/>
+            <w:hideMark/>
+          </w:tcPr>
+          <w:p>
+            <w:pPr>
+              <w:rPr>
+                <w:lang w:val="de-CH"/>
+              </w:rPr>
+            </w:pPr>
+            <w:r>
+              <w:rPr>
+                <w:lang w:val="de-CH"/>
+              </w:rPr>
+              <w:t>8</w:t>
+            </w:r>
+          </w:p>
+        </w:tc>
+        <w:tc>
+          <w:tcPr>
+            <w:tcW w:w="0" w:type="auto"/>
+            <w:vAlign w:val="center"/>
+            <w:hideMark/>
+          </w:tcPr>
+          <w:p>
+            <w:pPr>
+              <w:rPr>
+                <w:lang w:val="de-CH"/>
+              </w:rPr>
+            </w:pPr>
+            <w:r>
+              <w:rPr>
+                <w:lang w:val="de-CH"/>
+              </w:rPr>
+              <w:t>RAM-Auslastung hoch</w:t>
+            </w:r>
+          </w:p>
+        </w:tc>
+        <w:tc>
+          <w:tcPr>
+            <w:tcW w:w="0" w:type="auto"/>
+            <w:vAlign w:val="center"/>
+            <w:hideMark/>
+          </w:tcPr>
+          <w:p>
+            <w:pPr>
+              <w:rPr>
+                <w:lang w:val="de-CH"/>
+              </w:rPr>
+            </w:pPr>
+            <w:r>
+              <w:rPr>
+                <w:lang w:val="de-CH"/>
+              </w:rPr>
+              <w:t>RAM = 85%</w:t>
+            </w:r>
+          </w:p>
+        </w:tc>
+        <w:tc>
+          <w:tcPr>
+            <w:tcW w:w="0" w:type="auto"/>
+            <w:vAlign w:val="center"/>
+            <w:hideMark/>
+          </w:tcPr>
+          <w:p>
+            <w:pPr>
+              <w:rPr>
+                <w:lang w:val="de-CH"/>
+              </w:rPr>
+            </w:pPr>
+            <w:r>
+              <w:rPr>
+                <w:lang w:val="de-CH"/>
+              </w:rPr>
+              <w:t>Warnung erscheint im Log</w:t>
+            </w:r>
+          </w:p>
+        </w:tc>
+        <w:tc>
+          <w:tcPr>
+            <w:tcW w:w="0" w:type="auto"/>
+            <w:vAlign w:val="center"/>
+            <w:hideMark/>
+          </w:tcPr>
+          <w:p>
+            <w:pPr>
+              <w:rPr>
+                <w:lang w:val="de-CH"/>
+              </w:rPr>
+            </w:pPr>
+            <w:r>
+              <w:rPr>
+                <w:lang w:val="de-CH"/>
+              </w:rPr>
+              <w:t>Warnung korrekt angezeigt</w:t>
+            </w:r>
+          </w:p>
+        </w:tc>
+      </w:tr>
+      <w:tr>
+        <w:trPr>
+          <w:tblCellSpacing w:w="15" w:type="dxa"/>
+        </w:trPr>
+        <w:tc>
+          <w:tcPr>
+            <w:tcW w:w="0" w:type="auto"/>
+            <w:vAlign w:val="center"/>
+            <w:hideMark/>
+          </w:tcPr>
+          <w:p>
+            <w:pPr>
+              <w:rPr>
+                <w:lang w:val="de-CH"/>
+              </w:rPr>
+            </w:pPr>
+            <w:r>
+              <w:rPr>
+                <w:lang w:val="de-CH"/>
+              </w:rPr>
+              <w:t>9</w:t>
+            </w:r>
+          </w:p>
+        </w:tc>
+        <w:tc>
+          <w:tcPr>
+            <w:tcW w:w="0" w:type="auto"/>
+            <w:vAlign w:val="center"/>
+            <w:hideMark/>
+          </w:tcPr>
+          <w:p>
+            <w:pPr>
+              <w:rPr>
+                <w:lang w:val="de-CH"/>
+              </w:rPr>
+            </w:pPr>
+            <w:r>
+              <w:rPr>
+                <w:lang w:val="de-CH"/>
+              </w:rPr>
+              <w:t>Speicherplatz normal</w:t>
+            </w:r>
+          </w:p>
+        </w:tc>
+        <w:tc>
+          <w:tcPr>
+            <w:tcW w:w="0" w:type="auto"/>
+            <w:vAlign w:val="center"/>
+            <w:hideMark/>
+          </w:tcPr>
+          <w:p>
+            <w:pPr>
+              <w:rPr>
+                <w:lang w:val="de-CH"/>
+              </w:rPr>
+            </w:pPr>
+            <w:r>
+              <w:rPr>
+                <w:lang w:val="de-CH"/>
+              </w:rPr>
+              <w:t>Disk = 50%</w:t>
+            </w:r>
+          </w:p>
+        </w:tc>
+        <w:tc>
+          <w:tcPr>
+            <w:tcW w:w="0" w:type="auto"/>
+            <w:vAlign w:val="center"/>
+            <w:hideMark/>
+          </w:tcPr>
+          <w:p>
+            <w:pPr>
+              <w:rPr>
+                <w:lang w:val="de-CH"/>
+              </w:rPr>
+            </w:pPr>
+            <w:r>
+              <w:rPr>
+                <w:lang w:val="de-CH"/>
+              </w:rPr>
+              <w:t>Normale Speicherbelegung wird geloggt</w:t>
+            </w:r>
+          </w:p>
+        </w:tc>
+        <w:tc>
+          <w:tcPr>
+            <w:tcW w:w="0" w:type="auto"/>
+            <w:vAlign w:val="center"/>
+            <w:hideMark/>
+          </w:tcPr>
+          <w:p>
+            <w:pPr>
+              <w:rPr>
+                <w:lang w:val="de-CH"/>
+              </w:rPr>
+            </w:pPr>
+            <w:r>
+              <w:rPr>
+                <w:lang w:val="de-CH"/>
+              </w:rPr>
+              <w:t>Speicher korrekt protokolliert</w:t>
+            </w:r>
+          </w:p>
+        </w:tc>
+      </w:tr>
+      <w:tr>
+        <w:trPr>
+          <w:tblCellSpacing w:w="15" w:type="dxa"/>
+        </w:trPr>
+        <w:tc>
+          <w:tcPr>
+            <w:tcW w:w="0" w:type="auto"/>
+            <w:vAlign w:val="center"/>
+            <w:hideMark/>
+          </w:tcPr>
+          <w:p>
+            <w:pPr>
+              <w:rPr>
+                <w:lang w:val="de-CH"/>
+              </w:rPr>
+            </w:pPr>
+            <w:r>
+              <w:rPr>
+                <w:lang w:val="de-CH"/>
+              </w:rPr>
+              <w:t>10</w:t>
+            </w:r>
+          </w:p>
+        </w:tc>
+        <w:tc>
+          <w:tcPr>
+            <w:tcW w:w="0" w:type="auto"/>
+            <w:vAlign w:val="center"/>
+            <w:hideMark/>
+          </w:tcPr>
+          <w:p>
+            <w:pPr>
+              <w:rPr>
+                <w:lang w:val="de-CH"/>
+              </w:rPr>
+            </w:pPr>
+            <w:r>
+              <w:rPr>
+                <w:lang w:val="de-CH"/>
+              </w:rPr>
+              <w:t>Speicherplatz fast voll</w:t>
+            </w:r>
+          </w:p>
+        </w:tc>
+        <w:tc>
+          <w:tcPr>
+            <w:tcW w:w="0" w:type="auto"/>
+            <w:vAlign w:val="center"/>
+            <w:hideMark/>
+          </w:tcPr>
+          <w:p>
+            <w:pPr>
+              <w:rPr>
+                <w:lang w:val="de-CH"/>
+              </w:rPr>
+            </w:pPr>
+            <w:r>
+              <w:rPr>
+                <w:lang w:val="de-CH"/>
+              </w:rPr>
+              <w:t>Disk = 95%</w:t>
+            </w:r>
+          </w:p>
+        </w:tc>
+        <w:tc>
+          <w:tcPr>
+            <w:tcW w:w="0" w:type="auto"/>
+            <w:vAlign w:val="center"/>
+            <w:hideMark/>
+          </w:tcPr>
+          <w:p>
+            <w:pPr>
+              <w:rPr>
+                <w:lang w:val="de-CH"/>
+              </w:rPr>
+            </w:pPr>
+            <w:r>
+              <w:rPr>
+                <w:lang w:val="de-CH"/>
+              </w:rPr>
+              <w:t>Warnung erscheint im Log</w:t>
+            </w:r>
+          </w:p>
+        </w:tc>
+        <w:tc>
+          <w:tcPr>
+            <w:tcW w:w="0" w:type="auto"/>
+            <w:vAlign w:val="center"/>
+            <w:hideMark/>
+          </w:tcPr>
+          <w:p>
+            <w:pPr>
+              <w:rPr>
+                <w:lang w:val="de-CH"/>
+              </w:rPr>
+            </w:pPr>
+            <w:r>
+              <w:rPr>
+                <w:lang w:val="de-CH"/>
+              </w:rPr>
+              <w:t>Warnung korrekt angezeigt</w:t>
+            </w:r>
+          </w:p>
+        </w:tc>
+      </w:tr>
+      <w:tr>
+        <w:trPr>
+          <w:tblCellSpacing w:w="15" w:type="dxa"/>
+        </w:trPr>
+        <w:tc>
+          <w:tcPr>
+            <w:tcW w:w="0" w:type="auto"/>
+            <w:vAlign w:val="center"/>
+            <w:hideMark/>
+          </w:tcPr>
+          <w:p>
+            <w:pPr>
+              <w:rPr>
+                <w:lang w:val="de-CH"/>
+              </w:rPr>
+            </w:pPr>
+            <w:r>
+              <w:rPr>
+                <w:lang w:val="de-CH"/>
+              </w:rPr>
+              <w:t>11</w:t>
+            </w:r>
+          </w:p>
+        </w:tc>
+        <w:tc>
+          <w:tcPr>
+            <w:tcW w:w="0" w:type="auto"/>
+            <w:vAlign w:val="center"/>
+            <w:hideMark/>
+          </w:tcPr>
+          <w:p>
+            <w:pPr>
+              <w:rPr>
+                <w:lang w:val="de-CH"/>
+              </w:rPr>
+            </w:pPr>
+            <w:r>
+              <w:rPr>
+                <w:lang w:val="de-CH"/>
+              </w:rPr>
+              <w:t>Log-Datei vorhanden</w:t>
+            </w:r>
+          </w:p>
+        </w:tc>
+        <w:tc>
+          <w:tcPr>
+            <w:tcW w:w="0" w:type="auto"/>
+            <w:vAlign w:val="center"/>
+            <w:hideMark/>
+          </w:tcPr>
+          <w:p>
+            <w:pPr>
+              <w:rPr>
+                <w:lang w:val="de-CH"/>
+              </w:rPr>
+            </w:pPr>
+            <w:r>
+              <w:rPr>
+                <w:lang w:val="de-CH"/>
+              </w:rPr>
+              <w:t>gültiger Pfad in $log_file</w:t>
+            </w:r>
+          </w:p>
+        </w:tc>
+        <w:tc>
+          <w:tcPr>
+            <w:tcW w:w="0" w:type="auto"/>
+            <w:vAlign w:val="center"/>
+            <w:hideMark/>
+          </w:tcPr>
+          <w:p>
+            <w:pPr>
+              <w:rPr>
+                <w:lang w:val="de-CH"/>
+              </w:rPr>
+            </w:pPr>
+            <w:r>
+              <w:rPr>
+                <w:lang w:val="de-CH"/>
+              </w:rPr>
+              <w:t>Einträge werden gespeichert</w:t>
+            </w:r>
+          </w:p>
+        </w:tc>
+        <w:tc>
+          <w:tcPr>
+            <w:tcW w:w="0" w:type="auto"/>
+            <w:vAlign w:val="center"/>
+            <w:hideMark/>
+          </w:tcPr>
+          <w:p>
+            <w:pPr>
+              <w:rPr>
+                <w:lang w:val="de-CH"/>
+              </w:rPr>
+            </w:pPr>
+            <w:r>
+              <w:rPr>
+                <w:lang w:val="de-CH"/>
+              </w:rPr>
+              <w:t>Logs korrekt gespeichert</w:t>
+            </w:r>
+          </w:p>
+        </w:tc>
+      </w:tr>
+      <w:tr>
+        <w:trPr>
+          <w:tblCellSpacing w:w="15" w:type="dxa"/>
+        </w:trPr>
+        <w:tc>
+          <w:tcPr>
+            <w:tcW w:w="0" w:type="auto"/>
+            <w:vAlign w:val="center"/>
+            <w:hideMark/>
+          </w:tcPr>
+          <w:p>
+            <w:pPr>
+              <w:rPr>
+                <w:lang w:val="de-CH"/>
+              </w:rPr>
+            </w:pPr>
+            <w:r>
+              <w:rPr>
+                <w:lang w:val="de-CH"/>
+              </w:rPr>
+              <w:t>12</w:t>
+            </w:r>
+          </w:p>
+        </w:tc>
+        <w:tc>
+          <w:tcPr>
+            <w:tcW w:w="0" w:type="auto"/>
+            <w:vAlign w:val="center"/>
+            <w:hideMark/>
+          </w:tcPr>
+          <w:p>
+            <w:pPr>
+              <w:rPr>
+                <w:lang w:val="de-CH"/>
+              </w:rPr>
+            </w:pPr>
+            <w:r>
+              <w:rPr>
+                <w:lang w:val="de-CH"/>
+              </w:rPr>
+              <w:t>Log-Datei fehlt</w:t>
+            </w:r>
+          </w:p>
+        </w:tc>
+        <w:tc>
+          <w:tcPr>
+            <w:tcW w:w="0" w:type="auto"/>
+            <w:vAlign w:val="center"/>
+            <w:hideMark/>
+          </w:tcPr>
+          <w:p>
+            <w:pPr>
+              <w:rPr>
+                <w:lang w:val="de-CH"/>
+              </w:rPr>
+            </w:pPr>
+            <w:r>
+              <w:rPr>
+                <w:lang w:val="de-CH"/>
+              </w:rPr>
+              <w:t>ungültiger Pfad</w:t>
+            </w:r>
+          </w:p>
+        </w:tc>
+        <w:tc>
+          <w:tcPr>
+            <w:tcW w:w="0" w:type="auto"/>
+            <w:vAlign w:val="center"/>
+            <w:hideMark/>
+          </w:tcPr>
+          <w:p>
+            <w:pPr>
+              <w:rPr>
+                <w:lang w:val="de-CH"/>
+              </w:rPr>
+            </w:pPr>
+            <w:r>
+              <w:rPr>
+                <w:lang w:val="de-CH"/>
+              </w:rPr>
+              <w:t>Fehlermeldung erscheint</w:t>
+            </w:r>
+          </w:p>
+        </w:tc>
+        <w:tc>
+          <w:tcPr>
+            <w:tcW w:w="0" w:type="auto"/>
+            <w:vAlign w:val="center"/>
+            <w:hideMark/>
+          </w:tcPr>
+          <w:p>
+            <w:pPr>
+              <w:rPr>
+                <w:lang w:val="de-CH"/>
+              </w:rPr>
+            </w:pPr>
+            <w:r>
+              <w:rPr>
+                <w:lang w:val="de-CH"/>
+              </w:rPr>
+              <w:t>Fehler korrekt erkannt</w:t>
+            </w:r>
+          </w:p>
+        </w:tc>
+      </w:tr>
+      <w:tr>
+        <w:trPr>
+          <w:tblCellSpacing w:w="15" w:type="dxa"/>
+        </w:trPr>
+        <w:tc>
+          <w:tcPr>
+            <w:tcW w:w="0" w:type="auto"/>
+            <w:vAlign w:val="center"/>
+            <w:hideMark/>
+          </w:tcPr>
+          <w:p>
+            <w:pPr>
+              <w:rPr>
+                <w:lang w:val="de-CH"/>
+              </w:rPr>
+            </w:pPr>
+            <w:r>
+              <w:rPr>
+                <w:lang w:val="de-CH"/>
+              </w:rPr>
+              <w:t>13</w:t>
+            </w:r>
+          </w:p>
+        </w:tc>
+        <w:tc>
+          <w:tcPr>
+            <w:tcW w:w="0" w:type="auto"/>
+            <w:vAlign w:val="center"/>
+            <w:hideMark/>
+          </w:tcPr>
+          <w:p>
+            <w:pPr>
+              <w:rPr>
+                <w:lang w:val="de-CH"/>
+              </w:rPr>
+            </w:pPr>
+            <w:r>
+              <w:rPr>
+                <w:lang w:val="de-CH"/>
+              </w:rPr>
+              <w:t>env_cpu_temp fehlt</w:t>
+            </w:r>
+          </w:p>
+        </w:tc>
+        <w:tc>
+          <w:tcPr>
+            <w:tcW w:w="0" w:type="auto"/>
+            <w:vAlign w:val="center"/>
+            <w:hideMark/>
+          </w:tcPr>
+          <w:p>
+            <w:pPr>
+              <w:rPr>
+                <w:lang w:val="de-CH"/>
+              </w:rPr>
+            </w:pPr>
+            <w:r>
+              <w:rPr>
+                <w:lang w:val="de-CH"/>
+              </w:rPr>
+              <w:t>Datei umbenennen/löschen</w:t>
+            </w:r>
+          </w:p>
+        </w:tc>
+        <w:tc>
+          <w:tcPr>
+            <w:tcW w:w="0" w:type="auto"/>
+            <w:vAlign w:val="center"/>
+            <w:hideMark/>
+          </w:tcPr>
+          <w:p>
+            <w:pPr>
+              <w:rPr>
+                <w:lang w:val="de-CH"/>
+              </w:rPr>
+            </w:pPr>
+            <w:r>
+              <w:rPr>
+                <w:lang w:val="de-CH"/>
+              </w:rPr>
+              <w:t>Script kann Variablen nicht laden</w:t>
+            </w:r>
+          </w:p>
+        </w:tc>
+        <w:tc>
+          <w:tcPr>
+            <w:tcW w:w="0" w:type="auto"/>
+            <w:vAlign w:val="center"/>
+            <w:hideMark/>
+          </w:tcPr>
+          <w:p>
+            <w:pPr>
+              <w:rPr>
+                <w:lang w:val="de-CH"/>
+              </w:rPr>
+            </w:pPr>
+            <w:r>
+              <w:rPr>
+                <w:lang w:val="de-CH"/>
+              </w:rPr>
+              <w:t>Fehler korrekt erkannt</w:t>
+            </w:r>
+          </w:p>
+        </w:tc>
+      </w:tr>
+      <w:tr>
+        <w:trPr>
+          <w:tblCellSpacing w:w="15" w:type="dxa"/>
+        </w:trPr>
+        <w:tc>
+          <w:tcPr>
+            <w:tcW w:w="0" w:type="auto"/>
+            <w:vAlign w:val="center"/>
+            <w:hideMark/>
+          </w:tcPr>
+          <w:p>
+            <w:pPr>
+              <w:rPr>
+                <w:lang w:val="de-CH"/>
+              </w:rPr>
+            </w:pPr>
+            <w:r>
+              <w:rPr>
+                <w:lang w:val="de-CH"/>
+              </w:rPr>
+              <w:t>14</w:t>
+            </w:r>
+          </w:p>
+        </w:tc>
+        <w:tc>
+          <w:tcPr>
+            <w:tcW w:w="0" w:type="auto"/>
+            <w:vAlign w:val="center"/>
+            <w:hideMark/>
+          </w:tcPr>
+          <w:p>
+            <w:pPr>
+              <w:rPr>
+                <w:lang w:val="de-CH"/>
+              </w:rPr>
+            </w:pPr>
+            <w:r>
+              <w:rPr>
+                <w:lang w:val="de-CH"/>
+              </w:rPr>
+              <w:t>Zeitstempel prüfen</w:t>
+            </w:r>
+          </w:p>
+        </w:tc>
+        <w:tc>
+          <w:tcPr>
+            <w:tcW w:w="0" w:type="auto"/>
+            <w:vAlign w:val="center"/>
+            <w:hideMark/>
+          </w:tcPr>
+          <w:p>
+            <w:pPr>
+              <w:rPr>
+                <w:lang w:val="de-CH"/>
+              </w:rPr>
+            </w:pPr>
+            <w:r>
+              <w:rPr>
+                <w:lang w:val="de-CH"/>
+              </w:rPr>
+              <w:t>Script ausführen</w:t>
+            </w:r>
+          </w:p>
+        </w:tc>
+        <w:tc>
+          <w:tcPr>
+            <w:tcW w:w="0" w:type="auto"/>
+            <w:vAlign w:val="center"/>
+            <w:hideMark/>
+          </w:tcPr>
+          <w:p>
+            <w:pPr>
+              <w:rPr>
+                <w:lang w:val="de-CH"/>
+              </w:rPr>
+            </w:pPr>
+            <w:r>
+              <w:rPr>
+                <w:lang w:val="de-CH"/>
+              </w:rPr>
+              <w:t>Datum und Uhrzeit erscheinen korrekt</w:t>
+            </w:r>
+          </w:p>
+        </w:tc>
+        <w:tc>
+          <w:tcPr>
+            <w:tcW w:w="0" w:type="auto"/>
+            <w:vAlign w:val="center"/>
+            <w:hideMark/>
+          </w:tcPr>
+          <w:p>
+            <w:pPr>
+              <w:rPr>
+                <w:lang w:val="de-CH"/>
+              </w:rPr>
+            </w:pPr>
+            <w:r>
+              <w:rPr>
+                <w:lang w:val="de-CH"/>
+              </w:rPr>
+              <w:t>Zeitstempel korrekt angezeigt</w:t>
+            </w:r>
+          </w:p>
+        </w:tc>
+      </w:tr>
+      <w:tr>
+        <w:trPr>
+          <w:tblCellSpacing w:w="15" w:type="dxa"/>
+        </w:trPr>
+        <w:tc>
+          <w:tcPr>
+            <w:tcW w:w="0" w:type="auto"/>
+            <w:vAlign w:val="center"/>
+            <w:hideMark/>
+          </w:tcPr>
+          <w:p>
+            <w:pPr>
+              <w:rPr>
+                <w:lang w:val="de-CH"/>
+              </w:rPr>
+            </w:pPr>
+            <w:r>
+              <w:rPr>
+                <w:lang w:val="de-CH"/>
+              </w:rPr>
+              <w:t>15</w:t>
+            </w:r>
+          </w:p>
+        </w:tc>
+        <w:tc>
+          <w:tcPr>
+            <w:tcW w:w="0" w:type="auto"/>
+            <w:vAlign w:val="center"/>
+            <w:hideMark/>
+          </w:tcPr>
+          <w:p>
+            <w:pPr>
+              <w:rPr>
+                <w:lang w:val="de-CH"/>
+              </w:rPr>
+            </w:pPr>
+            <w:r>
+              <w:rPr>
+                <w:lang w:val="de-CH"/>
+              </w:rPr>
+              <w:t>Script manuell starten</w:t>
+            </w:r>
+          </w:p>
+        </w:tc>
+        <w:tc>
+          <w:tcPr>
+            <w:tcW w:w="0" w:type="auto"/>
+            <w:vAlign w:val="center"/>
+            <w:hideMark/>
+          </w:tcPr>
+          <w:p>
+            <w:pPr>
+              <w:rPr>
+                <w:lang w:val="de-CH"/>
+              </w:rPr>
+            </w:pPr>
+            <w:r>
+              <w:rPr>
+                <w:lang w:val="de-CH"/>
+              </w:rPr>
+              <w:t>./cpu_temp.sh</w:t>
+            </w:r>
+          </w:p>
+        </w:tc>
+        <w:tc>
+          <w:tcPr>
+            <w:tcW w:w="0" w:type="auto"/>
+            <w:vAlign w:val="center"/>
+            <w:hideMark/>
+          </w:tcPr>
+          <w:p>
+            <w:pPr>
+              <w:rPr>
+                <w:lang w:val="de-CH"/>
+              </w:rPr>
+            </w:pPr>
+            <w:r>
+              <w:rPr>
+                <w:lang w:val="de-CH"/>
+              </w:rPr>
+              <w:t>Alle Prüfungen werden ausgeführt</w:t>
+            </w:r>
+          </w:p>
+        </w:tc>
+        <w:tc>
+          <w:tcPr>
+            <w:tcW w:w="0" w:type="auto"/>
+            <w:vAlign w:val="center"/>
+            <w:hideMark/>
+          </w:tcPr>
+          <w:p>
+            <w:pPr>
+              <w:rPr>
+                <w:lang w:val="de-CH"/>
+              </w:rPr>
+            </w:pPr>
+            <w:r>
+              <w:rPr>
+                <w:lang w:val="de-CH"/>
+              </w:rPr>
+              <w:t>Script korrekt ausgeführt</w:t>
+            </w:r>
+          </w:p>
+        </w:tc>
+      </w:tr>
+      <w:tr>
+        <w:trPr>
+          <w:tblCellSpacing w:w="15" w:type="dxa"/>
+        </w:trPr>
+        <w:tc>
+          <w:tcPr>
+            <w:tcW w:w="0" w:type="auto"/>
+            <w:vAlign w:val="center"/>
+            <w:hideMark/>
+          </w:tcPr>
+          <w:p>
+            <w:pPr>
+              <w:rPr>
+                <w:lang w:val="de-CH"/>
+              </w:rPr>
+            </w:pPr>
+            <w:r>
+              <w:rPr>
+                <w:lang w:val="de-CH"/>
+              </w:rPr>
+              <w:t>16</w:t>
+            </w:r>
+          </w:p>
+        </w:tc>
+        <w:tc>
+          <w:tcPr>
+            <w:tcW w:w="0" w:type="auto"/>
+            <w:vAlign w:val="center"/>
+            <w:hideMark/>
+          </w:tcPr>
+          <w:p>
+            <w:pPr>
+              <w:rPr>
+                <w:lang w:val="de-CH"/>
+              </w:rPr>
+            </w:pPr>
+            <w:r>
+              <w:rPr>
+                <w:lang w:val="de-CH"/>
+              </w:rPr>
+              <w:t>Cronjob-Test</w:t>
+            </w:r>
+          </w:p>
+        </w:tc>
+        <w:tc>
+          <w:tcPr>
+            <w:tcW w:w="0" w:type="auto"/>
+            <w:vAlign w:val="center"/>
+            <w:hideMark/>
+          </w:tcPr>
+          <w:p>
+            <w:pPr>
+              <w:rPr>
+                <w:lang w:val="de-CH"/>
+              </w:rPr>
+            </w:pPr>
+            <w:r>
+              <w:rPr>
+                <w:lang w:val="de-CH"/>
+              </w:rPr>
+              <w:t>Log nach Intervall prüfen</w:t>
+            </w:r>
+          </w:p>
+        </w:tc>
+        <w:tc>
+          <w:tcPr>
+            <w:tcW w:w="0" w:type="auto"/>
+            <w:vAlign w:val="center"/>
+            <w:hideMark/>
+          </w:tcPr>
+          <w:p>
+            <w:pPr>
+              <w:rPr>
+                <w:lang w:val="de-CH"/>
+              </w:rPr>
+            </w:pPr>
+            <w:r>
+              <w:rPr>
+                <w:lang w:val="de-CH"/>
+              </w:rPr>
+              <w:t>Neue Einträge erscheinen automatisch</w:t>
+            </w:r>
+          </w:p>
+        </w:tc>
+        <w:tc>
+          <w:tcPr>
+            <w:tcW w:w="0" w:type="auto"/>
+            <w:vAlign w:val="center"/>
+            <w:hideMark/>
+          </w:tcPr>
+          <w:p>
+            <w:pPr>
+              <w:rPr>
+                <w:lang w:val="de-CH"/>
+              </w:rPr>
+            </w:pPr>
+            <w:r>
+              <w:rPr>
+                <w:lang w:val="de-CH"/>
+              </w:rPr>
+              <w:t>Cronjob funktioniert korrekt</w:t>
+            </w:r>
+          </w:p>
+        </w:tc>
+      </w:tr>
+      <w:tr>
+        <w:trPr>
+          <w:tblCellSpacing w:w="15" w:type="dxa"/>
+        </w:trPr>
+        <w:tc>
+          <w:tcPr>
+            <w:tcW w:w="0" w:type="auto"/>
+            <w:vAlign w:val="center"/>
+            <w:hideMark/>
+          </w:tcPr>
+          <w:p>
+            <w:pPr>
+              <w:rPr>
+                <w:lang w:val="de-CH"/>
+              </w:rPr>
+            </w:pPr>
+            <w:r>
+              <w:rPr>
+                <w:lang w:val="de-CH"/>
+              </w:rPr>
+              <w:t>17</w:t>
+            </w:r>
+          </w:p>
+        </w:tc>
+        <w:tc>
+          <w:tcPr>
+            <w:tcW w:w="0" w:type="auto"/>
+            <w:vAlign w:val="center"/>
+            <w:hideMark/>
+          </w:tcPr>
+          <w:p>
+            <w:pPr>
+              <w:rPr>
+                <w:lang w:val="de-CH"/>
+              </w:rPr>
+            </w:pPr>
+            <w:r>
+              <w:rPr>
+                <w:lang w:val="de-CH"/>
+              </w:rPr>
+              <w:t>CPU-Wert ungültig</w:t>
+            </w:r>
+          </w:p>
+        </w:tc>
+        <w:tc>
+          <w:tcPr>
+            <w:tcW w:w="0" w:type="auto"/>
+            <w:vAlign w:val="center"/>
+            <w:hideMark/>
+          </w:tcPr>
+          <w:p>
+            <w:pPr>
+              <w:rPr>
+                <w:lang w:val="de-CH"/>
+              </w:rPr>
+            </w:pPr>
+            <w:r>
+              <w:rPr>
+                <w:lang w:val="de-CH"/>
+              </w:rPr>
+              <w:t>CPU-Wert = abc</w:t>
+            </w:r>
+          </w:p>
+        </w:tc>
+        <w:tc>
+          <w:tcPr>
+            <w:tcW w:w="0" w:type="auto"/>
+            <w:vAlign w:val="center"/>
+            <w:hideMark/>
+          </w:tcPr>
+          <w:p>
+            <w:pPr>
+              <w:rPr>
+                <w:lang w:val="de-CH"/>
+              </w:rPr>
+            </w:pPr>
+            <w:r>
+              <w:rPr>
+                <w:lang w:val="de-CH"/>
+              </w:rPr>
+              <w:t>Fehler oder ungültiger Wert wird angezeigt</w:t>
+            </w:r>
+          </w:p>
+        </w:tc>
+        <w:tc>
+          <w:tcPr>
+            <w:tcW w:w="0" w:type="auto"/>
+            <w:vAlign w:val="center"/>
+            <w:hideMark/>
+          </w:tcPr>
+          <w:p>
+            <w:pPr>
+              <w:rPr>
+                <w:lang w:val="de-CH"/>
+              </w:rPr>
+            </w:pPr>
+            <w:r>
+              <w:rPr>
+                <w:lang w:val="de-CH"/>
+              </w:rPr>
+              <w:t>Verhalten wie erwartet</w:t>
+            </w:r>
+          </w:p>
+        </w:tc>
+      </w:tr>
+      <w:tr>
+        <w:trPr>
+          <w:tblCellSpacing w:w="15" w:type="dxa"/>
+        </w:trPr>
+        <w:tc>
+          <w:tcPr>
+            <w:tcW w:w="0" w:type="auto"/>
+            <w:vAlign w:val="center"/>
+            <w:hideMark/>
+          </w:tcPr>
+          <w:p>
+            <w:pPr>
+              <w:rPr>
+                <w:lang w:val="de-CH"/>
+              </w:rPr>
+            </w:pPr>
+            <w:r>
+              <w:rPr>
+                <w:lang w:val="de-CH"/>
+              </w:rPr>
+              <w:t>18</w:t>
+            </w:r>
+          </w:p>
+        </w:tc>
+        <w:tc>
+          <w:tcPr>
+            <w:tcW w:w="0" w:type="auto"/>
+            <w:vAlign w:val="center"/>
+            <w:hideMark/>
+          </w:tcPr>
+          <w:p>
+            <w:pPr>
+              <w:rPr>
+                <w:lang w:val="de-CH"/>
+              </w:rPr>
+            </w:pPr>
+            <w:r>
+              <w:rPr>
+                <w:lang w:val="de-CH"/>
+              </w:rPr>
+              <w:t>RAM-Wert extrem hoch</w:t>
+            </w:r>
+          </w:p>
+        </w:tc>
+        <w:tc>
+          <w:tcPr>
+            <w:tcW w:w="0" w:type="auto"/>
+            <w:vAlign w:val="center"/>
+            <w:hideMark/>
+          </w:tcPr>
+          <w:p>
+            <w:pPr>
+              <w:rPr>
+                <w:lang w:val="de-CH"/>
+              </w:rPr>
+            </w:pPr>
+            <w:r>
+              <w:rPr>
+                <w:lang w:val="de-CH"/>
+              </w:rPr>
+              <w:t>RAM = 100%</w:t>
+            </w:r>
+          </w:p>
+        </w:tc>
+        <w:tc>
+          <w:tcPr>
+            <w:tcW w:w="0" w:type="auto"/>
+            <w:vAlign w:val="center"/>
+            <w:hideMark/>
+          </w:tcPr>
+          <w:p>
+            <w:pPr>
+              <w:rPr>
+                <w:lang w:val="de-CH"/>
+              </w:rPr>
+            </w:pPr>
+            <w:r>
+              <w:rPr>
+                <w:lang w:val="de-CH"/>
+              </w:rPr>
+              <w:t>Warning wird ausgegeben</w:t>
+            </w:r>
+          </w:p>
+        </w:tc>
+        <w:tc>
+          <w:tcPr>
+            <w:tcW w:w="0" w:type="auto"/>
+            <w:vAlign w:val="center"/>
+            <w:hideMark/>
+          </w:tcPr>
+          <w:p>
+            <w:pPr>
+              <w:rPr>
+                <w:lang w:val="de-CH"/>
+              </w:rPr>
+            </w:pPr>
+            <w:r>
+              <w:rPr>
+                <w:lang w:val="de-CH"/>
+              </w:rPr>
+              <w:t>Warning korrekt erkannt</w:t>
+            </w:r>
+          </w:p>
+        </w:tc>
+      </w:tr>
+      <w:tr>
+        <w:trPr>
+          <w:tblCellSpacing w:w="15" w:type="dxa"/>
+        </w:trPr>
+        <w:tc>
+          <w:tcPr>
+            <w:tcW w:w="0" w:type="auto"/>
+            <w:vAlign w:val="center"/>
+            <w:hideMark/>
+          </w:tcPr>
+          <w:p>
+            <w:pPr>
+              <w:rPr>
+                <w:lang w:val="de-CH"/>
+              </w:rPr>
+            </w:pPr>
+            <w:r>
+              <w:rPr>
+                <w:lang w:val="de-CH"/>
+              </w:rPr>
+              <w:t>19</w:t>
+            </w:r>
+          </w:p>
+        </w:tc>
+        <w:tc>
+          <w:tcPr>
+            <w:tcW w:w="0" w:type="auto"/>
+            <w:vAlign w:val="center"/>
+            <w:hideMark/>
+          </w:tcPr>
+          <w:p>
+            <w:pPr>
+              <w:rPr>
+                <w:lang w:val="de-CH"/>
+              </w:rPr>
+            </w:pPr>
+            <w:r>
+              <w:rPr>
+                <w:lang w:val="de-CH"/>
+              </w:rPr>
+              <w:t>Disk-Wert genau Grenze</w:t>
+            </w:r>
+          </w:p>
+        </w:tc>
+        <w:tc>
+          <w:tcPr>
+            <w:tcW w:w="0" w:type="auto"/>
+            <w:vAlign w:val="center"/>
+            <w:hideMark/>
+          </w:tcPr>
+          <w:p>
+            <w:pPr>
+              <w:rPr>
+                <w:lang w:val="de-CH"/>
+              </w:rPr>
+            </w:pPr>
+            <w:r>
+              <w:rPr>
+                <w:lang w:val="de-CH"/>
+              </w:rPr>
+              <w:t>Disk = 90%</w:t>
+            </w:r>
+          </w:p>
+        </w:tc>
+        <w:tc>
+          <w:tcPr>
+            <w:tcW w:w="0" w:type="auto"/>
+            <w:vAlign w:val="center"/>
+            <w:hideMark/>
+          </w:tcPr>
+          <w:p>
+            <w:pPr>
+              <w:rPr>
+                <w:lang w:val="de-CH"/>
+              </w:rPr>
+            </w:pPr>
+            <w:r>
+              <w:rPr>
+                <w:lang w:val="de-CH"/>
+              </w:rPr>
+              <w:t>Warnung erscheint</w:t>
+            </w:r>
+          </w:p>
+        </w:tc>
+        <w:tc>
+          <w:tcPr>
+            <w:tcW w:w="0" w:type="auto"/>
+            <w:vAlign w:val="center"/>
+            <w:hideMark/>
+          </w:tcPr>
+          <w:p>
+            <w:pPr>
+              <w:rPr>
+                <w:lang w:val="de-CH"/>
+              </w:rPr>
+            </w:pPr>
+            <w:r>
+              <w:rPr>
+                <w:lang w:val="de-CH"/>
+              </w:rPr>
+              <w:t>Grenzwert korrekt erkannt</w:t>
+            </w:r>
+          </w:p>
+        </w:tc>
+      </w:tr>
+      <w:tr>
+        <w:trPr>
+          <w:tblCellSpacing w:w="15" w:type="dxa"/>
+        </w:trPr>
+        <w:tc>
+          <w:tcPr>
+            <w:tcW w:w="0" w:type="auto"/>
+            <w:vAlign w:val="center"/>
+            <w:hideMark/>
+          </w:tcPr>
+          <w:p>
+            <w:pPr>
+              <w:rPr>
+                <w:lang w:val="de-CH"/>
+              </w:rPr>
+            </w:pPr>
+            <w:r>
+              <w:rPr>
+                <w:lang w:val="de-CH"/>
+              </w:rPr>
+              <w:lastRenderedPageBreak/>
+              <w:t>20</w:t>
+            </w:r>
+          </w:p>
+        </w:tc>
+        <w:tc>
+          <w:tcPr>
+            <w:tcW w:w="0" w:type="auto"/>
+            <w:vAlign w:val="center"/>
+            <w:hideMark/>
+          </w:tcPr>
+          <w:p>
+            <w:pPr>
+              <w:rPr>
+                <w:lang w:val="de-CH"/>
+              </w:rPr>
+            </w:pPr>
+            <w:r>
+              <w:rPr>
+                <w:lang w:val="de-CH"/>
+              </w:rPr>
+              <w:t>Mehrfachausführung</w:t>
+            </w:r>
+          </w:p>
+        </w:tc>
+        <w:tc>
+          <w:tcPr>
+            <w:tcW w:w="0" w:type="auto"/>
+            <w:vAlign w:val="center"/>
+            <w:hideMark/>
+          </w:tcPr>
+          <w:p>
+            <w:pPr>
+              <w:rPr>
+                <w:lang w:val="de-CH"/>
+              </w:rPr>
+            </w:pPr>
+            <w:r>
+              <w:rPr>
+                <w:lang w:val="de-CH"/>
+              </w:rPr>
+              <w:t>Script mehrfach starten</w:t>
+            </w:r>
+          </w:p>
+        </w:tc>
+        <w:tc>
+          <w:tcPr>
+            <w:tcW w:w="0" w:type="auto"/>
+            <w:vAlign w:val="center"/>
+            <w:hideMark/>
+          </w:tcPr>
+          <w:p>
+            <w:pPr>
+              <w:rPr>
+                <w:lang w:val="de-CH"/>
+              </w:rPr>
+            </w:pPr>
+            <w:r>
+              <w:rPr>
+                <w:lang w:val="de-CH"/>
+              </w:rPr>
+              <w:t>Logs werden angehängt, nicht überschrieben</w:t>
+            </w:r>
+          </w:p>
+        </w:tc>
+        <w:tc>
+          <w:tcPr>
+            <w:tcW w:w="0" w:type="auto"/>
+            <w:vAlign w:val="center"/>
+            <w:hideMark/>
+          </w:tcPr>
+          <w:p>
+            <w:pPr>
+              <w:rPr>
+                <w:lang w:val="de-CH"/>
+              </w:rPr>
+            </w:pPr>
+            <w:r>
+              <w:rPr>
+                <w:lang w:val="de-CH"/>
+              </w:rPr>
+              <w:t>Verhalten korrekt</w:t>
+            </w:r>
+          </w:p>
+        </w:tc>
+      </w:tr>
+    </w:tbl>
+    <w:p>
+      <w:pPr>
+        <w:rPr>
+          <w:lang w:val="de-CH"/>
+        </w:rPr>
+      </w:pPr>
     </w:p>
     <w:p>
       <w:pPr>
@@ -3204,6 +5197,13 @@
     </w:p>
     <w:p>
       <w:pPr>
+        <w:rPr>
+          <w:lang w:val="de-CH"/>
+        </w:rPr>
+      </w:pPr>
+    </w:p>
+    <w:p>
+      <w:pPr>
         <w:pStyle w:val="berschrift2"/>
       </w:pPr>
       <w:bookmarkStart w:id="13" w:name="_Toc228903249"/>
@@ -3225,21 +5225,7 @@
         <w:rPr>
           <w:lang w:val="de-CH"/>
         </w:rPr>
-        <w:t xml:space="preserve">Die Abgabe erfolgt auf </w:t>
-      </w:r>
-      <w:proofErr w:type="spellStart"/>
-      <w:r>
-        <w:rPr>
-          <w:lang w:val="de-CH"/>
-        </w:rPr>
-        <w:t>Git</w:t>
-      </w:r>
-      <w:proofErr w:type="spellEnd"/>
-      <w:r>
-        <w:rPr>
-          <w:lang w:val="de-CH"/>
-        </w:rPr>
-        <w:t xml:space="preserve"> Hub: </w:t>
+        <w:t xml:space="preserve">Die Abgabe erfolgt auf Git Hub: </w:t>
       </w:r>
       <w:hyperlink r:id="rId13" w:history="1">
         <w:r>
@@ -4249,7 +6235,6 @@
   <w:style w:type="character" w:default="1" w:styleId="Absatz-Standardschriftart">
     <w:name w:val="Default Paragraph Font"/>
     <w:uiPriority w:val="1"/>
-    <w:semiHidden/>
     <w:unhideWhenUsed/>
   </w:style>
   <w:style w:type="table" w:default="1" w:styleId="NormaleTabelle">
